--- a/Books/Stories/ThePrincessAndTheNewType/Cover_ThePrincessAndTheNewType.docx
+++ b/Books/Stories/ThePrincessAndTheNewType/Cover_ThePrincessAndTheNewType.docx
@@ -5,34 +5,47 @@
     <w:p>
       <w:pPr>
         <w:ind w:left="360" w:right="475"/>
-        <w:rPr>
-          <w:b/>
-          <w:color w:val="00B050"/>
+        <w:jc w:val="center"/>
+        <w:rPr>
+          <w:b/>
+          <w:color w:val="FFFF00"/>
           <w:sz w:val="16"/>
           <w:szCs w:val="16"/>
         </w:rPr>
       </w:pPr>
-      <w:r>
-        <w:rPr>
-          <w:b/>
-          <w:noProof/>
-          <w:color w:val="00B050"/>
+    </w:p>
+    <w:p>
+      <w:pPr>
+        <w:ind w:left="360" w:right="475"/>
+        <w:jc w:val="center"/>
+        <w:rPr>
+          <w:b/>
+          <w:color w:val="FFFF00"/>
           <w:sz w:val="16"/>
           <w:szCs w:val="16"/>
         </w:rPr>
+      </w:pPr>
+      <w:r>
+        <w:rPr>
+          <w:b/>
+          <w:noProof/>
+          <w:color w:val="FFFF00"/>
+          <w:sz w:val="16"/>
+          <w:szCs w:val="16"/>
+        </w:rPr>
         <w:drawing>
-          <wp:anchor distT="0" distB="0" distL="114300" distR="114300" simplePos="0" relativeHeight="251660288" behindDoc="1" locked="0" layoutInCell="1" allowOverlap="1">
+          <wp:anchor distT="0" distB="0" distL="114300" distR="114300" simplePos="0" relativeHeight="251658240" behindDoc="1" locked="0" layoutInCell="1" allowOverlap="1">
             <wp:simplePos x="0" y="0"/>
             <wp:positionH relativeFrom="column">
-              <wp:posOffset>-87630</wp:posOffset>
+              <wp:posOffset>-607695</wp:posOffset>
             </wp:positionH>
             <wp:positionV relativeFrom="paragraph">
-              <wp:posOffset>-162560</wp:posOffset>
+              <wp:posOffset>-861695</wp:posOffset>
             </wp:positionV>
-            <wp:extent cx="12746355" cy="9571355"/>
-            <wp:effectExtent l="0" t="0" r="0" b="0"/>
+            <wp:extent cx="14027150" cy="9281795"/>
+            <wp:effectExtent l="19050" t="0" r="0" b="0"/>
             <wp:wrapNone/>
-            <wp:docPr id="1" name="Picture 0" descr="wallpaper_sergey_musin_03_1600.jpg"/>
+            <wp:docPr id="2" name="Picture 1" descr="ThePrincessAndTheNewType.png"/>
             <wp:cNvGraphicFramePr>
               <a:graphicFrameLocks xmlns:a="http://schemas.openxmlformats.org/drawingml/2006/main" noChangeAspect="1"/>
             </wp:cNvGraphicFramePr>
@@ -40,7 +53,7 @@
               <a:graphicData uri="http://schemas.openxmlformats.org/drawingml/2006/picture">
                 <pic:pic xmlns:pic="http://schemas.openxmlformats.org/drawingml/2006/picture">
                   <pic:nvPicPr>
-                    <pic:cNvPr id="0" name="wallpaper_sergey_musin_03_1600.jpg"/>
+                    <pic:cNvPr id="0" name="ThePrincessAndTheNewType.png"/>
                     <pic:cNvPicPr/>
                   </pic:nvPicPr>
                   <pic:blipFill>
@@ -52,7 +65,7 @@
                   <pic:spPr>
                     <a:xfrm>
                       <a:off x="0" y="0"/>
-                      <a:ext cx="12746355" cy="9571355"/>
+                      <a:ext cx="14027150" cy="9281795"/>
                     </a:xfrm>
                     <a:prstGeom prst="rect">
                       <a:avLst/>
@@ -64,22 +77,10 @@
           </wp:anchor>
         </w:drawing>
       </w:r>
-    </w:p>
-    <w:p>
-      <w:pPr>
-        <w:ind w:left="360" w:right="475"/>
-        <w:jc w:val="center"/>
-        <w:rPr>
-          <w:b/>
-          <w:color w:val="00B050"/>
-          <w:sz w:val="16"/>
-          <w:szCs w:val="16"/>
-        </w:rPr>
-      </w:pPr>
-      <w:r>
-        <w:rPr>
-          <w:b/>
-          <w:color w:val="00B050"/>
+      <w:r>
+        <w:rPr>
+          <w:b/>
+          <w:color w:val="FFFF00"/>
           <w:sz w:val="16"/>
           <w:szCs w:val="16"/>
         </w:rPr>
@@ -108,7 +109,7 @@
             </v:handles>
             <o:lock v:ext="edit" text="t" shapetype="t"/>
           </v:shapetype>
-          <v:shape id="_x0000_i1025" type="#_x0000_t136" style="width:278.35pt;height:60.2pt" fillcolor="yellow" strokeweight="1pt">
+          <v:shape id="_x0000_i1025" type="#_x0000_t136" style="width:278.2pt;height:53.75pt" fillcolor="yellow" strokeweight="1pt">
             <v:stroke r:id="rId8" o:title=""/>
             <v:shadow color="#868686"/>
             <v:textpath style="font-family:&quot;Arial Black&quot;;v-text-kern:t" trim="t" fitpath="t" string="The Seeds of the Future &#10;Lie in the Present&#10;"/>
@@ -121,51 +122,168 @@
         <w:ind w:left="360" w:right="475"/>
         <w:rPr>
           <w:b/>
-          <w:color w:val="00B050"/>
-          <w:sz w:val="20"/>
-          <w:szCs w:val="20"/>
-        </w:rPr>
-      </w:pPr>
-      <w:r>
-        <w:rPr>
-          <w:b/>
-          <w:color w:val="00B050"/>
+          <w:color w:val="92D050"/>
+          <w:sz w:val="32"/>
+          <w:szCs w:val="32"/>
+          <w:highlight w:val="black"/>
+        </w:rPr>
+      </w:pPr>
+      <w:r>
+        <w:rPr>
+          <w:b/>
+          <w:color w:val="92D050"/>
+          <w:sz w:val="32"/>
+          <w:szCs w:val="32"/>
+          <w:highlight w:val="black"/>
+        </w:rPr>
+        <w:t>Leah Musk is an ordinary teenage girl born in the year 2000.</w:t>
+      </w:r>
+    </w:p>
+    <w:p>
+      <w:pPr>
+        <w:ind w:left="360" w:right="475"/>
+        <w:rPr>
+          <w:b/>
+          <w:color w:val="92D050"/>
+          <w:sz w:val="32"/>
+          <w:szCs w:val="32"/>
+          <w:highlight w:val="black"/>
+        </w:rPr>
+      </w:pPr>
+      <w:r>
+        <w:rPr>
+          <w:b/>
+          <w:color w:val="92D050"/>
+          <w:sz w:val="32"/>
+          <w:szCs w:val="32"/>
+          <w:highlight w:val="black"/>
+        </w:rPr>
+        <w:t>For her 2014 Christmas present, her uncle sends her to Antarctica to spend her winter break at a research facility.</w:t>
+      </w:r>
+    </w:p>
+    <w:p>
+      <w:pPr>
+        <w:ind w:left="360" w:right="475"/>
+        <w:rPr>
+          <w:b/>
+          <w:color w:val="92D050"/>
+          <w:sz w:val="32"/>
+          <w:szCs w:val="32"/>
+          <w:highlight w:val="black"/>
+        </w:rPr>
+      </w:pPr>
+      <w:r>
+        <w:rPr>
+          <w:b/>
+          <w:color w:val="92D050"/>
+          <w:sz w:val="32"/>
+          <w:szCs w:val="32"/>
+          <w:highlight w:val="black"/>
+        </w:rPr>
+        <w:t>Unfortunately, Leah is caught in an unexpected blizzard, falls into a crevasse, and gets frozen for over a century.</w:t>
+      </w:r>
+    </w:p>
+    <w:p>
+      <w:pPr>
+        <w:ind w:left="360" w:right="475"/>
+        <w:rPr>
+          <w:b/>
+          <w:color w:val="92D050"/>
+          <w:sz w:val="32"/>
+          <w:szCs w:val="32"/>
+          <w:highlight w:val="black"/>
+        </w:rPr>
+      </w:pPr>
+      <w:r>
+        <w:rPr>
+          <w:b/>
+          <w:color w:val="92D050"/>
+          <w:sz w:val="32"/>
+          <w:szCs w:val="32"/>
+          <w:highlight w:val="black"/>
+        </w:rPr>
+        <w:t>It is now 2126:</w:t>
+      </w:r>
+    </w:p>
+    <w:p>
+      <w:pPr>
+        <w:ind w:left="360" w:right="475"/>
+        <w:rPr>
+          <w:b/>
+          <w:color w:val="92D050"/>
+          <w:sz w:val="32"/>
+          <w:szCs w:val="32"/>
+          <w:highlight w:val="black"/>
+        </w:rPr>
+      </w:pPr>
+      <w:r>
+        <w:rPr>
+          <w:b/>
+          <w:color w:val="92D050"/>
+          <w:sz w:val="32"/>
+          <w:szCs w:val="32"/>
+          <w:highlight w:val="black"/>
+        </w:rPr>
+        <w:t>How will she cope in a world where gender is fluid, robots are sentient, 100 is just another birthday, and the dead walk among us?</w:t>
+      </w:r>
+    </w:p>
+    <w:p>
+      <w:pPr>
+        <w:ind w:left="360" w:right="475"/>
+        <w:rPr>
+          <w:b/>
+          <w:color w:val="92D050"/>
+          <w:sz w:val="32"/>
+          <w:szCs w:val="32"/>
+          <w:highlight w:val="black"/>
+        </w:rPr>
+      </w:pPr>
+      <w:r>
+        <w:rPr>
+          <w:b/>
+          <w:noProof/>
+          <w:color w:val="FFFF00"/>
           <w:sz w:val="16"/>
           <w:szCs w:val="16"/>
         </w:rPr>
         <w:pict>
-          <v:shape id="_x0000_i1026" type="#_x0000_t136" style="width:315.85pt;height:39.9pt" fillcolor="yellow" strokeweight="1pt">
-            <v:stroke r:id="rId8" o:title=""/>
+          <v:shape id="_x0000_s1039" type="#_x0000_t136" style="position:absolute;left:0;text-align:left;margin-left:341.65pt;margin-top:66.4pt;width:80.2pt;height:43.45pt;z-index:251659264" fillcolor="#ffc000" strokecolor="black [3213]" strokeweight="1pt">
             <v:shadow color="#868686"/>
-            <v:textpath style="font-family:&quot;Arial Black&quot;;font-size:20pt;v-text-align:left;v-text-kern:t" trim="t" fitpath="t" string="Leah Musk is an ordinary teenage girl &#10;born in the year 2000.&#10;"/>
+            <v:textpath style="font-family:&quot;Arial Black&quot;;font-size:24pt;v-text-align:right;v-text-kern:t" trim="t" fitpath="t" string="Gender&#10;Fluid"/>
           </v:shape>
         </w:pict>
       </w:r>
+      <w:r>
+        <w:rPr>
+          <w:b/>
+          <w:color w:val="92D050"/>
+          <w:sz w:val="32"/>
+          <w:szCs w:val="32"/>
+          <w:highlight w:val="black"/>
+        </w:rPr>
+        <w:t>Where does reality begin and end, when the real world mixes with virtual reality, augmented reality, and things that lie beyond?</w:t>
+      </w:r>
     </w:p>
     <w:p>
       <w:pPr>
         <w:ind w:left="360" w:right="475"/>
         <w:rPr>
           <w:b/>
-          <w:color w:val="00B050"/>
-          <w:sz w:val="20"/>
-          <w:szCs w:val="20"/>
-        </w:rPr>
-      </w:pPr>
-      <w:r>
-        <w:rPr>
-          <w:b/>
-          <w:color w:val="00B050"/>
-          <w:sz w:val="16"/>
-          <w:szCs w:val="16"/>
-        </w:rPr>
-        <w:pict>
-          <v:shape id="_x0000_i1027" type="#_x0000_t136" style="width:337.5pt;height:59.15pt" fillcolor="yellow" strokeweight="1pt">
-            <v:stroke r:id="rId8" o:title=""/>
-            <v:shadow color="#868686"/>
-            <v:textpath style="font-family:&quot;Arial Black&quot;;font-size:20pt;v-text-align:left;v-text-kern:t" trim="t" fitpath="t" string="For her 2014 Christmas present, her &#10;uncle sends her to Antarctica to spend&#10;her winter break at a research facility."/>
-          </v:shape>
-        </w:pict>
+          <w:color w:val="92D050"/>
+          <w:sz w:val="32"/>
+          <w:szCs w:val="32"/>
+          <w:highlight w:val="black"/>
+        </w:rPr>
+      </w:pPr>
+      <w:r>
+        <w:rPr>
+          <w:b/>
+          <w:color w:val="92D050"/>
+          <w:sz w:val="32"/>
+          <w:szCs w:val="32"/>
+          <w:highlight w:val="black"/>
+        </w:rPr>
+        <w:t>And is AI, the controller of reality,</w:t>
       </w:r>
     </w:p>
     <w:p>
@@ -173,25 +291,20 @@
         <w:ind w:left="360" w:right="475"/>
         <w:rPr>
           <w:b/>
-          <w:color w:val="00B050"/>
-          <w:sz w:val="16"/>
-          <w:szCs w:val="16"/>
-        </w:rPr>
-      </w:pPr>
-      <w:r>
-        <w:rPr>
-          <w:b/>
-          <w:color w:val="00B050"/>
-          <w:sz w:val="16"/>
-          <w:szCs w:val="16"/>
-        </w:rPr>
-        <w:pict>
-          <v:shape id="_x0000_i1028" type="#_x0000_t136" style="width:390pt;height:59.15pt" fillcolor="yellow" strokeweight="1pt">
-            <v:stroke r:id="rId8" o:title=""/>
-            <v:shadow color="#868686"/>
-            <v:textpath style="font-family:&quot;Arial Black&quot;;font-size:20pt;v-text-align:left;v-text-kern:t" trim="t" fitpath="t" string="Unfortunately, Leah is caught in an &#10;unexpected blizzard, falls into a crevasse,&#10;and gets frozen for over a century."/>
-          </v:shape>
-        </w:pict>
+          <w:color w:val="92D050"/>
+          <w:sz w:val="32"/>
+          <w:szCs w:val="32"/>
+        </w:rPr>
+      </w:pPr>
+      <w:r>
+        <w:rPr>
+          <w:b/>
+          <w:color w:val="92D050"/>
+          <w:sz w:val="32"/>
+          <w:szCs w:val="32"/>
+          <w:highlight w:val="black"/>
+        </w:rPr>
+        <w:t>Good or Evil?</w:t>
       </w:r>
     </w:p>
     <w:p>
@@ -199,122 +312,7 @@
         <w:ind w:left="360" w:right="475"/>
         <w:rPr>
           <w:b/>
-          <w:color w:val="00B050"/>
-          <w:sz w:val="20"/>
-          <w:szCs w:val="20"/>
-        </w:rPr>
-      </w:pPr>
-      <w:r>
-        <w:rPr>
-          <w:b/>
-          <w:color w:val="00B050"/>
-          <w:sz w:val="16"/>
-          <w:szCs w:val="16"/>
-        </w:rPr>
-        <w:pict>
-          <v:shape id="_x0000_i1037" type="#_x0000_t136" style="width:108.15pt;height:14.45pt" fillcolor="yellow" strokeweight="1pt">
-            <v:stroke r:id="rId8" o:title=""/>
-            <v:shadow color="#868686"/>
-            <v:textpath style="font-family:&quot;Arial Black&quot;;font-size:20pt;v-text-align:left;v-text-kern:t" trim="t" fitpath="t" string="It is now 2126:"/>
-          </v:shape>
-        </w:pict>
-      </w:r>
-    </w:p>
-    <w:p>
-      <w:pPr>
-        <w:ind w:left="360" w:right="475"/>
-        <w:rPr>
-          <w:b/>
-          <w:color w:val="00B050"/>
-          <w:sz w:val="20"/>
-          <w:szCs w:val="20"/>
-        </w:rPr>
-      </w:pPr>
-      <w:r>
-        <w:rPr>
-          <w:b/>
-          <w:color w:val="00B050"/>
-          <w:sz w:val="16"/>
-          <w:szCs w:val="16"/>
-        </w:rPr>
-        <w:pict>
-          <v:shape id="_x0000_i1029" type="#_x0000_t136" style="width:390pt;height:59.15pt" fillcolor="yellow" strokeweight="1pt">
-            <v:stroke r:id="rId8" o:title=""/>
-            <v:shadow color="#868686"/>
-            <v:textpath style="font-family:&quot;Arial Black&quot;;font-size:20pt;v-text-align:left;v-text-kern:t" trim="t" fitpath="t" string="How will she cope in a world where gender is&#10;fluid, robots are sentient, and the dead walk&#10;among us?"/>
-          </v:shape>
-        </w:pict>
-      </w:r>
-    </w:p>
-    <w:p>
-      <w:pPr>
-        <w:ind w:left="360" w:right="475"/>
-        <w:rPr>
-          <w:b/>
-          <w:color w:val="00B050"/>
-          <w:sz w:val="20"/>
-          <w:szCs w:val="20"/>
-        </w:rPr>
-      </w:pPr>
-      <w:r>
-        <w:rPr>
-          <w:b/>
-          <w:color w:val="00B050"/>
-          <w:sz w:val="16"/>
-          <w:szCs w:val="16"/>
-        </w:rPr>
-        <w:pict>
-          <v:shape id="_x0000_i1030" type="#_x0000_t136" style="width:399.9pt;height:59.15pt" fillcolor="yellow" strokeweight="1pt">
-            <v:stroke r:id="rId8" o:title=""/>
-            <v:shadow color="#868686"/>
-            <v:textpath style="font-family:&quot;Arial Black&quot;;font-size:20pt;v-text-align:left;v-text-kern:t" trim="t" fitpath="t" string="Where does reality begin and end, when the&#10;real world mixes with virtual reality,&#10;augmented reality, and things that lie beyond?&#10;"/>
-          </v:shape>
-        </w:pict>
-      </w:r>
-    </w:p>
-    <w:p>
-      <w:pPr>
-        <w:ind w:left="360" w:right="475"/>
-        <w:rPr>
-          <w:b/>
-          <w:color w:val="00B050"/>
-          <w:sz w:val="20"/>
-          <w:szCs w:val="20"/>
-        </w:rPr>
-      </w:pPr>
-      <w:r>
-        <w:rPr>
-          <w:b/>
-          <w:color w:val="00B050"/>
-          <w:sz w:val="16"/>
-          <w:szCs w:val="16"/>
-        </w:rPr>
-        <w:pict>
-          <v:shape id="_x0000_i1031" type="#_x0000_t136" style="width:252.4pt;height:39.9pt" fillcolor="yellow" strokeweight="1pt">
-            <v:stroke r:id="rId8" o:title=""/>
-            <v:shadow color="#868686"/>
-            <v:textpath style="font-family:&quot;Arial Black&quot;;font-size:20pt;v-text-align:left;v-text-kern:t" trim="t" fitpath="t" string="And is AI, the controller of reality,&#10;Good or Evil?"/>
-          </v:shape>
-        </w:pict>
-      </w:r>
-    </w:p>
-    <w:p>
-      <w:pPr>
-        <w:ind w:left="360" w:right="475"/>
-        <w:rPr>
-          <w:b/>
-          <w:color w:val="00B050"/>
-          <w:sz w:val="16"/>
-          <w:szCs w:val="16"/>
-        </w:rPr>
-      </w:pPr>
-    </w:p>
-    <w:p>
-      <w:pPr>
-        <w:ind w:left="360" w:right="475"/>
-        <w:rPr>
-          <w:b/>
-          <w:color w:val="00B050"/>
+          <w:color w:val="FFFF00"/>
           <w:sz w:val="16"/>
           <w:szCs w:val="16"/>
         </w:rPr>
@@ -344,7 +342,7 @@
               <w:ind w:left="113" w:right="113"/>
               <w:rPr>
                 <w:b/>
-                <w:color w:val="FFC000"/>
+                <w:color w:val="FFFF00"/>
                 <w:sz w:val="16"/>
                 <w:szCs w:val="16"/>
               </w:rPr>
@@ -355,7 +353,7 @@
               <w:ind w:left="113" w:right="113"/>
               <w:rPr>
                 <w:b/>
-                <w:color w:val="FFC000"/>
+                <w:color w:val="FFFF00"/>
                 <w:sz w:val="40"/>
                 <w:szCs w:val="40"/>
               </w:rPr>
@@ -363,7 +361,7 @@
             <w:r>
               <w:rPr>
                 <w:b/>
-                <w:color w:val="FFC000"/>
+                <w:color w:val="FFFF00"/>
                 <w:sz w:val="40"/>
                 <w:szCs w:val="40"/>
               </w:rPr>
@@ -372,7 +370,7 @@
             <w:r>
               <w:rPr>
                 <w:b/>
-                <w:color w:val="FFC000"/>
+                <w:color w:val="FFFF00"/>
                 <w:sz w:val="40"/>
                 <w:szCs w:val="40"/>
               </w:rPr>
@@ -381,7 +379,7 @@
             <w:r>
               <w:rPr>
                 <w:b/>
-                <w:color w:val="FFC000"/>
+                <w:color w:val="FFFF00"/>
                 <w:sz w:val="40"/>
                 <w:szCs w:val="40"/>
               </w:rPr>
@@ -390,7 +388,7 @@
             <w:r>
               <w:rPr>
                 <w:b/>
-                <w:color w:val="FFC000"/>
+                <w:color w:val="FFFF00"/>
                 <w:sz w:val="40"/>
                 <w:szCs w:val="40"/>
               </w:rPr>
@@ -399,7 +397,7 @@
             <w:r>
               <w:rPr>
                 <w:b/>
-                <w:color w:val="FFC000"/>
+                <w:color w:val="FFFF00"/>
                 <w:sz w:val="40"/>
                 <w:szCs w:val="40"/>
               </w:rPr>
@@ -412,19 +410,29 @@
     <w:p>
       <w:pPr>
         <w:jc w:val="center"/>
+        <w:rPr>
+          <w:color w:val="FFFF00"/>
+        </w:rPr>
       </w:pPr>
     </w:p>
     <w:p>
       <w:pPr>
         <w:jc w:val="center"/>
+        <w:rPr>
+          <w:color w:val="FFFF00"/>
+        </w:rPr>
       </w:pPr>
     </w:p>
     <w:p>
       <w:pPr>
         <w:jc w:val="center"/>
-      </w:pPr>
-      <w:r>
-        <w:rPr>
+        <w:rPr>
+          <w:color w:val="FFFF00"/>
+        </w:rPr>
+      </w:pPr>
+      <w:r>
+        <w:rPr>
+          <w:color w:val="FFFF00"/>
           <w:sz w:val="72"/>
           <w:szCs w:val="72"/>
         </w:rPr>
@@ -443,8 +451,8 @@
             </v:handles>
             <o:lock v:ext="edit" text="t" shapetype="t"/>
           </v:shapetype>
-          <v:shape id="_x0000_i1032" type="#_x0000_t175" style="width:314.25pt;height:62.9pt" adj=",10800" fillcolor="#60c" strokecolor="#c9f">
-            <v:fill color2="#c0c" focus="100%" type="gradient"/>
+          <v:shape id="_x0000_i1026" type="#_x0000_t175" style="width:313.7pt;height:62.65pt" adj=",10800" fillcolor="yellow" strokecolor="red">
+            <v:fill color2="#c0c"/>
             <v:shadow on="t" color="#99f" opacity="52429f" offset="3pt,3pt"/>
             <v:textpath style="font-family:&quot;Impact&quot;;font-size:44pt;v-text-kern:t" trim="t" fitpath="t" string="The Princess"/>
           </v:shape>
@@ -454,15 +462,19 @@
     <w:p>
       <w:pPr>
         <w:jc w:val="center"/>
-      </w:pPr>
-      <w:r>
-        <w:rPr>
+        <w:rPr>
+          <w:color w:val="FFFF00"/>
+        </w:rPr>
+      </w:pPr>
+      <w:r>
+        <w:rPr>
+          <w:color w:val="FFFF00"/>
           <w:sz w:val="72"/>
           <w:szCs w:val="72"/>
         </w:rPr>
         <w:pict>
-          <v:shape id="_x0000_i1033" type="#_x0000_t175" style="width:151.5pt;height:31.6pt" adj=",10800" fillcolor="#60c" strokecolor="#c9f">
-            <v:fill color2="#c0c" focus="100%" type="gradient"/>
+          <v:shape id="_x0000_i1027" type="#_x0000_t175" style="width:151.5pt;height:31.8pt" adj=",10800" fillcolor="yellow" strokecolor="red">
+            <v:fill color2="#c0c"/>
             <v:shadow on="t" color="#99f" opacity="52429f" offset="3pt,3pt"/>
             <v:textpath style="font-family:&quot;Impact&quot;;font-size:44pt;v-text-kern:t" trim="t" fitpath="t" string="And The"/>
           </v:shape>
@@ -472,15 +484,19 @@
     <w:p>
       <w:pPr>
         <w:jc w:val="center"/>
-      </w:pPr>
-      <w:r>
-        <w:rPr>
+        <w:rPr>
+          <w:color w:val="FFFF00"/>
+        </w:rPr>
+      </w:pPr>
+      <w:r>
+        <w:rPr>
+          <w:color w:val="FFFF00"/>
           <w:sz w:val="72"/>
           <w:szCs w:val="72"/>
         </w:rPr>
         <w:pict>
-          <v:shape id="_x0000_i1034" type="#_x0000_t175" style="width:314.25pt;height:62.9pt" adj=",10800" fillcolor="#60c" strokecolor="#c9f">
-            <v:fill color2="#c0c" focus="100%" type="gradient"/>
+          <v:shape id="_x0000_i1028" type="#_x0000_t175" style="width:313.7pt;height:62.65pt" adj=",10800" fillcolor="yellow" strokecolor="red">
+            <v:fill color2="#c0c"/>
             <v:shadow on="t" color="#99f" opacity="52429f" offset="3pt,3pt"/>
             <v:textpath style="font-family:&quot;Impact&quot;;font-size:44pt;v-text-kern:t" trim="t" fitpath="t" string="New Type"/>
           </v:shape>
@@ -490,25 +506,43 @@
     <w:p>
       <w:pPr>
         <w:jc w:val="center"/>
+        <w:rPr>
+          <w:color w:val="FFFF00"/>
+        </w:rPr>
       </w:pPr>
     </w:p>
     <w:p>
       <w:pPr>
         <w:jc w:val="center"/>
+        <w:rPr>
+          <w:color w:val="FFFF00"/>
+        </w:rPr>
       </w:pPr>
     </w:p>
     <w:p>
       <w:pPr>
         <w:jc w:val="center"/>
-      </w:pPr>
-      <w:r>
-        <w:rPr>
+        <w:rPr>
+          <w:color w:val="FFFF00"/>
+        </w:rPr>
+      </w:pPr>
+    </w:p>
+    <w:p>
+      <w:pPr>
+        <w:jc w:val="center"/>
+        <w:rPr>
+          <w:color w:val="FFFF00"/>
+        </w:rPr>
+      </w:pPr>
+      <w:r>
+        <w:rPr>
+          <w:color w:val="FFFF00"/>
           <w:sz w:val="72"/>
           <w:szCs w:val="72"/>
         </w:rPr>
         <w:pict>
-          <v:shape id="_x0000_i1035" type="#_x0000_t136" style="width:80.05pt;height:49.5pt" adj=",10800" fillcolor="#60c" strokecolor="#c9f">
-            <v:fill color2="#c0c" focus="100%" type="gradient"/>
+          <v:shape id="_x0000_i1029" type="#_x0000_t136" style="width:80.4pt;height:49.55pt" adj=",10800" fillcolor="yellow" strokecolor="red">
+            <v:fill color2="#c0c"/>
             <v:shadow on="t" color="#99f" opacity="52429f" offset="3pt,3pt"/>
             <v:textpath style="font-family:&quot;Impact&quot;;font-size:44pt;v-text-kern:t" trim="t" fitpath="t" string="By"/>
           </v:shape>
@@ -518,15 +552,19 @@
     <w:p>
       <w:pPr>
         <w:jc w:val="center"/>
-      </w:pPr>
-      <w:r>
-        <w:rPr>
+        <w:rPr>
+          <w:color w:val="FFFF00"/>
+        </w:rPr>
+      </w:pPr>
+      <w:r>
+        <w:rPr>
+          <w:color w:val="FFFF00"/>
           <w:sz w:val="72"/>
           <w:szCs w:val="72"/>
         </w:rPr>
         <w:pict>
-          <v:shape id="_x0000_i1036" type="#_x0000_t175" style="width:348.75pt;height:88.6pt" adj=",10800" fillcolor="#60c" strokecolor="#c9f">
-            <v:fill color2="#c0c" focus="100%" type="gradient"/>
+          <v:shape id="_x0000_i1030" type="#_x0000_t175" style="width:349.25pt;height:88.85pt" adj=",10800" fillcolor="yellow" strokecolor="red">
+            <v:fill color2="#c0c"/>
             <v:shadow on="t" color="#99f" opacity="52429f" offset="3pt,3pt"/>
             <v:textpath style="font-family:&quot;Impact&quot;;font-size:44pt;v-text-kern:t" trim="t" fitpath="t" string="Trevy Burgess"/>
           </v:shape>
@@ -1405,7 +1443,7 @@
 </file>
 
 <file path=customXml/itemProps1.xml><?xml version="1.0" encoding="utf-8"?>
-<ds:datastoreItem xmlns:ds="http://schemas.openxmlformats.org/officeDocument/2006/customXml" ds:itemID="{7C3C7BD0-FAEF-4B01-8420-61A8FB657005}">
+<ds:datastoreItem xmlns:ds="http://schemas.openxmlformats.org/officeDocument/2006/customXml" ds:itemID="{B9BD0088-789F-4DE0-932F-FB25EB0CF6CA}">
   <ds:schemaRefs>
     <ds:schemaRef ds:uri="http://schemas.openxmlformats.org/officeDocument/2006/bibliography"/>
   </ds:schemaRefs>

--- a/Books/Stories/ThePrincessAndTheNewType/Cover_ThePrincessAndTheNewType.docx
+++ b/Books/Stories/ThePrincessAndTheNewType/Cover_ThePrincessAndTheNewType.docx
@@ -13,18 +13,6 @@
           <w:szCs w:val="16"/>
         </w:rPr>
       </w:pPr>
-    </w:p>
-    <w:p>
-      <w:pPr>
-        <w:ind w:left="360" w:right="475"/>
-        <w:jc w:val="center"/>
-        <w:rPr>
-          <w:b/>
-          <w:color w:val="FFFF00"/>
-          <w:sz w:val="16"/>
-          <w:szCs w:val="16"/>
-        </w:rPr>
-      </w:pPr>
       <w:r>
         <w:rPr>
           <w:b/>
@@ -37,13 +25,13 @@
           <wp:anchor distT="0" distB="0" distL="114300" distR="114300" simplePos="0" relativeHeight="251658240" behindDoc="1" locked="0" layoutInCell="1" allowOverlap="1">
             <wp:simplePos x="0" y="0"/>
             <wp:positionH relativeFrom="column">
-              <wp:posOffset>-607695</wp:posOffset>
+              <wp:posOffset>-57150</wp:posOffset>
             </wp:positionH>
             <wp:positionV relativeFrom="paragraph">
-              <wp:posOffset>-861695</wp:posOffset>
+              <wp:posOffset>-856615</wp:posOffset>
             </wp:positionV>
-            <wp:extent cx="14027150" cy="9281795"/>
-            <wp:effectExtent l="19050" t="0" r="0" b="0"/>
+            <wp:extent cx="14030325" cy="9277350"/>
+            <wp:effectExtent l="19050" t="0" r="9525" b="0"/>
             <wp:wrapNone/>
             <wp:docPr id="2" name="Picture 1" descr="ThePrincessAndTheNewType.png"/>
             <wp:cNvGraphicFramePr>
@@ -65,7 +53,7 @@
                   <pic:spPr>
                     <a:xfrm>
                       <a:off x="0" y="0"/>
-                      <a:ext cx="14027150" cy="9281795"/>
+                      <a:ext cx="14030325" cy="9277350"/>
                     </a:xfrm>
                     <a:prstGeom prst="rect">
                       <a:avLst/>
@@ -77,6 +65,18 @@
           </wp:anchor>
         </w:drawing>
       </w:r>
+    </w:p>
+    <w:p>
+      <w:pPr>
+        <w:ind w:left="360" w:right="475"/>
+        <w:jc w:val="center"/>
+        <w:rPr>
+          <w:b/>
+          <w:color w:val="FFFF00"/>
+          <w:sz w:val="16"/>
+          <w:szCs w:val="16"/>
+        </w:rPr>
+      </w:pPr>
       <w:r>
         <w:rPr>
           <w:b/>
@@ -109,7 +109,7 @@
             </v:handles>
             <o:lock v:ext="edit" text="t" shapetype="t"/>
           </v:shapetype>
-          <v:shape id="_x0000_i1025" type="#_x0000_t136" style="width:278.2pt;height:53.75pt" fillcolor="yellow" strokeweight="1pt">
+          <v:shape id="_x0000_i1025" type="#_x0000_t136" style="width:278.3pt;height:53.9pt" fillcolor="yellow" strokeweight="1pt">
             <v:stroke r:id="rId8" o:title=""/>
             <v:shadow color="#868686"/>
             <v:textpath style="font-family:&quot;Arial Black&quot;;v-text-kern:t" trim="t" fitpath="t" string="The Seeds of the Future &#10;Lie in the Present&#10;"/>
@@ -451,7 +451,7 @@
             </v:handles>
             <o:lock v:ext="edit" text="t" shapetype="t"/>
           </v:shapetype>
-          <v:shape id="_x0000_i1026" type="#_x0000_t175" style="width:313.7pt;height:62.65pt" adj=",10800" fillcolor="yellow" strokecolor="red">
+          <v:shape id="_x0000_i1026" type="#_x0000_t175" style="width:313.6pt;height:62.7pt" adj=",10800" fillcolor="yellow" strokecolor="red">
             <v:fill color2="#c0c"/>
             <v:shadow on="t" color="#99f" opacity="52429f" offset="3pt,3pt"/>
             <v:textpath style="font-family:&quot;Impact&quot;;font-size:44pt;v-text-kern:t" trim="t" fitpath="t" string="The Princess"/>
@@ -495,7 +495,7 @@
           <w:szCs w:val="72"/>
         </w:rPr>
         <w:pict>
-          <v:shape id="_x0000_i1028" type="#_x0000_t175" style="width:313.7pt;height:62.65pt" adj=",10800" fillcolor="yellow" strokecolor="red">
+          <v:shape id="_x0000_i1028" type="#_x0000_t175" style="width:313.6pt;height:62.7pt" adj=",10800" fillcolor="yellow" strokecolor="red">
             <v:fill color2="#c0c"/>
             <v:shadow on="t" color="#99f" opacity="52429f" offset="3pt,3pt"/>
             <v:textpath style="font-family:&quot;Impact&quot;;font-size:44pt;v-text-kern:t" trim="t" fitpath="t" string="New Type"/>
@@ -541,7 +541,7 @@
           <w:szCs w:val="72"/>
         </w:rPr>
         <w:pict>
-          <v:shape id="_x0000_i1029" type="#_x0000_t136" style="width:80.4pt;height:49.55pt" adj=",10800" fillcolor="yellow" strokecolor="red">
+          <v:shape id="_x0000_i1029" type="#_x0000_t136" style="width:80.4pt;height:49.45pt" adj=",10800" fillcolor="yellow" strokecolor="red">
             <v:fill color2="#c0c"/>
             <v:shadow on="t" color="#99f" opacity="52429f" offset="3pt,3pt"/>
             <v:textpath style="font-family:&quot;Impact&quot;;font-size:44pt;v-text-kern:t" trim="t" fitpath="t" string="By"/>
@@ -563,7 +563,7 @@
           <w:szCs w:val="72"/>
         </w:rPr>
         <w:pict>
-          <v:shape id="_x0000_i1030" type="#_x0000_t175" style="width:349.25pt;height:88.85pt" adj=",10800" fillcolor="yellow" strokecolor="red">
+          <v:shape id="_x0000_i1030" type="#_x0000_t175" style="width:349.4pt;height:88.8pt" adj=",10800" fillcolor="yellow" strokecolor="red">
             <v:fill color2="#c0c"/>
             <v:shadow on="t" color="#99f" opacity="52429f" offset="3pt,3pt"/>
             <v:textpath style="font-family:&quot;Impact&quot;;font-size:44pt;v-text-kern:t" trim="t" fitpath="t" string="Trevy Burgess"/>
@@ -1443,7 +1443,7 @@
 </file>
 
 <file path=customXml/itemProps1.xml><?xml version="1.0" encoding="utf-8"?>
-<ds:datastoreItem xmlns:ds="http://schemas.openxmlformats.org/officeDocument/2006/customXml" ds:itemID="{B9BD0088-789F-4DE0-932F-FB25EB0CF6CA}">
+<ds:datastoreItem xmlns:ds="http://schemas.openxmlformats.org/officeDocument/2006/customXml" ds:itemID="{50A4ABA0-5609-4955-B93E-AD8460C8A612}">
   <ds:schemaRefs>
     <ds:schemaRef ds:uri="http://schemas.openxmlformats.org/officeDocument/2006/bibliography"/>
   </ds:schemaRefs>
